--- a/zad2/zad2_sprawozdanie.docx
+++ b/zad2/zad2_sprawozdanie.docx
@@ -69,15 +69,7 @@
               <w:spacing w:after="160"/>
             </w:pPr>
             <w:r>
-              <w:t xml:space="preserve">Natalia </w:t>
-            </w:r>
-            <w:proofErr w:type="spellStart"/>
-            <w:r>
-              <w:t>Lewosińska</w:t>
-            </w:r>
-            <w:proofErr w:type="spellEnd"/>
-            <w:r>
-              <w:t xml:space="preserve"> </w:t>
+              <w:t xml:space="preserve">Natalia Lewosińska </w:t>
             </w:r>
           </w:p>
         </w:tc>
@@ -177,86 +169,38 @@
     <w:p>
       <w:pPr>
         <w:jc w:val="both"/>
-        <w:rPr>
-          <w:sz w:val="24"/>
-          <w:szCs w:val="24"/>
-        </w:rPr>
-      </w:pPr>
-      <w:r>
-        <w:rPr>
-          <w:sz w:val="24"/>
-          <w:szCs w:val="24"/>
-        </w:rPr>
+      </w:pPr>
+      <w:r>
         <w:t xml:space="preserve">Celem </w:t>
       </w:r>
       <w:r>
-        <w:rPr>
-          <w:sz w:val="24"/>
-          <w:szCs w:val="24"/>
-        </w:rPr>
         <w:t xml:space="preserve">części programistycznej </w:t>
       </w:r>
       <w:r>
-        <w:rPr>
-          <w:sz w:val="24"/>
-          <w:szCs w:val="24"/>
-        </w:rPr>
         <w:t>zadania było napisani</w:t>
       </w:r>
       <w:r>
-        <w:rPr>
-          <w:sz w:val="24"/>
-          <w:szCs w:val="24"/>
-        </w:rPr>
         <w:t>e</w:t>
       </w:r>
       <w:r>
-        <w:rPr>
-          <w:sz w:val="24"/>
-          <w:szCs w:val="24"/>
-        </w:rPr>
         <w:t xml:space="preserve"> programu </w:t>
       </w:r>
       <w:r>
-        <w:rPr>
-          <w:sz w:val="24"/>
-          <w:szCs w:val="24"/>
-        </w:rPr>
         <w:t xml:space="preserve">umożliwiającego stworzenie sztucznej sieci neuronowej korygującej niedokładne wyniki pomiarów lokalizacji robota uzyskanych przy pomocy technologii UWB. </w:t>
       </w:r>
       <w:r>
-        <w:rPr>
-          <w:sz w:val="24"/>
-          <w:szCs w:val="24"/>
-        </w:rPr>
         <w:t xml:space="preserve">W ramach części badawczej </w:t>
       </w:r>
       <w:r>
-        <w:rPr>
-          <w:sz w:val="24"/>
-          <w:szCs w:val="24"/>
-        </w:rPr>
         <w:t xml:space="preserve">zbadałyśmy skuteczność działania </w:t>
       </w:r>
       <w:r>
-        <w:rPr>
-          <w:sz w:val="24"/>
-          <w:szCs w:val="24"/>
-        </w:rPr>
         <w:t xml:space="preserve">różnych wariantów </w:t>
       </w:r>
       <w:r>
-        <w:rPr>
-          <w:sz w:val="24"/>
-          <w:szCs w:val="24"/>
-        </w:rPr>
         <w:t xml:space="preserve">sieci neuronowej </w:t>
       </w:r>
       <w:r>
-        <w:rPr>
-          <w:sz w:val="24"/>
-          <w:szCs w:val="24"/>
-        </w:rPr>
         <w:t>poprzez modyfikację jej architektury i procesu uczenia, co pozwoliło na dobranie najlepszego wariantu architektury sieci i jej procesu uczenia.</w:t>
       </w:r>
     </w:p>
@@ -294,15 +238,7 @@
         <w:jc w:val="both"/>
       </w:pPr>
       <w:r>
-        <w:t xml:space="preserve">Program napisany w ramach części programistycznej został zaimplementowany w języku </w:t>
-      </w:r>
-      <w:proofErr w:type="spellStart"/>
-      <w:r>
-        <w:t>Python</w:t>
-      </w:r>
-      <w:proofErr w:type="spellEnd"/>
-      <w:r>
-        <w:t>.</w:t>
+        <w:t>Program napisany w ramach części programistycznej został zaimplementowany w języku Python.</w:t>
       </w:r>
       <w:r>
         <w:t xml:space="preserve"> Algorytm tworzenia oraz uczenia sieci neuronowej został zaimplementowany od podstaw.</w:t>
@@ -313,29 +249,25 @@
         <w:jc w:val="both"/>
       </w:pPr>
       <w:r>
-        <w:t xml:space="preserve">Wagi neuronów są inicjalizowane przy pomocy inicjalizacji Xaviera na zakresie [-0,5; 0,5]. Funkcją aktywacji dla wszystkich warstw ukrytych jest funkcja </w:t>
-      </w:r>
-      <w:proofErr w:type="spellStart"/>
-      <w:r>
-        <w:t>relu</w:t>
-      </w:r>
-      <w:proofErr w:type="spellEnd"/>
-      <w:r>
-        <w:t xml:space="preserve">. Zastosowana metoda uczenia sieci neuronowej to </w:t>
-      </w:r>
-      <w:r>
-        <w:t xml:space="preserve">gradient </w:t>
-      </w:r>
-      <w:proofErr w:type="spellStart"/>
-      <w:r>
-        <w:t>descent</w:t>
-      </w:r>
-      <w:proofErr w:type="spellEnd"/>
-      <w:r>
-        <w:t xml:space="preserve"> z momentem</w:t>
-      </w:r>
-      <w:r>
-        <w:t>.</w:t>
+        <w:t xml:space="preserve">Wagi neuronów są inicjalizowane </w:t>
+      </w:r>
+      <w:r>
+        <w:t>losowo z zakresu</w:t>
+      </w:r>
+      <w:r>
+        <w:t xml:space="preserve"> [-0,5; 0,5]. Funkcją aktywacji dla wszystkich warstw ukrytych jest funkcja relu. Zastosowana metoda uczenia sieci neuronowej to </w:t>
+      </w:r>
+      <w:r>
+        <w:t>propagacja wsteczna</w:t>
+      </w:r>
+      <w:r>
+        <w:t xml:space="preserve"> z </w:t>
+      </w:r>
+      <w:r>
+        <w:t xml:space="preserve">członem </w:t>
+      </w:r>
+      <w:r>
+        <w:t>momentem.</w:t>
       </w:r>
       <w:r>
         <w:t xml:space="preserve"> W każdym z wariantów sieci neuronowych prędkość uczenia wynosiła </w:t>
@@ -352,13 +284,11 @@
       <w:r>
         <w:t xml:space="preserve">, a </w:t>
       </w:r>
-      <w:proofErr w:type="spellStart"/>
-      <w:r>
-        <w:t>momentum</w:t>
-      </w:r>
-      <w:proofErr w:type="spellEnd"/>
-      <w:r>
-        <w:t xml:space="preserve"> 0,9.  Warunkiem stopu procesu uczenia jest osiągnięcie maksymalnej ilości epok, bądź brak poprawy błędu średniokwadratowego po osiągnięciu minimalnej ilości epok.  Dla poszczególnych sieci neuronowych liczba neuronów na warstwach ukrytych wyniosła:</w:t>
+      <w:r>
+        <w:t xml:space="preserve">człon </w:t>
+      </w:r>
+      <w:r>
+        <w:t>momentum 0,9.  Warunkiem stopu procesu uczenia jest osiągnięcie maksymalnej ilości epok, bądź brak poprawy błędu średniokwadratowego po osiągnięciu minimalnej ilości epok.  Dla poszczególnych sieci neuronowych liczba neuronów na warstwach ukrytych wyniosła:</w:t>
       </w:r>
     </w:p>
     <w:p>
@@ -670,19 +600,7 @@
     <w:p/>
     <w:p>
       <w:r>
-        <w:t xml:space="preserve">Rysunek </w:t>
-      </w:r>
-      <w:r>
-        <w:t>2</w:t>
-      </w:r>
-      <w:r>
-        <w:t xml:space="preserve"> – wykres  przedstawiający wartości błędu średniokwadratowego na zbiorze </w:t>
-      </w:r>
-      <w:r>
-        <w:t xml:space="preserve">treningowym </w:t>
-      </w:r>
-      <w:r>
-        <w:t xml:space="preserve"> w każdej epoce                   </w:t>
+        <w:t xml:space="preserve">Rysunek 2 – wykres  przedstawiający wartości błędu średniokwadratowego na zbiorze treningowym  w każdej epoce                   </w:t>
       </w:r>
     </w:p>
     <w:p>
@@ -829,16 +747,7 @@
         </w:drawing>
       </w:r>
       <w:r>
-        <w:t xml:space="preserve">Rysunek </w:t>
-      </w:r>
-      <w:r>
-        <w:t>3</w:t>
-      </w:r>
-      <w:r>
-        <w:t xml:space="preserve"> – wykres  przedstawiający </w:t>
-      </w:r>
-      <w:r>
-        <w:t xml:space="preserve">dystrybuanty błędu </w:t>
+        <w:t xml:space="preserve">Rysunek 3 – wykres  przedstawiający dystrybuanty błędu </w:t>
       </w:r>
       <w:r>
         <w:t>wyznaczone dla skorygowanych wartości wszystkich wyników pomiarów dynamicznych</w:t>
@@ -966,16 +875,7 @@
     </w:p>
     <w:p>
       <w:r>
-        <w:t xml:space="preserve">Rysunek 4 – wykres </w:t>
-      </w:r>
-      <w:r>
-        <w:t xml:space="preserve">przedstawiający </w:t>
-      </w:r>
-      <w:r>
-        <w:t xml:space="preserve">skorygowane </w:t>
-      </w:r>
-      <w:r>
-        <w:t>wartości wszystkich wyników pomiarów dynamicznych uzyskane przez</w:t>
+        <w:t>Rysunek 4 – wykres przedstawiający skorygowane wartości wszystkich wyników pomiarów dynamicznych uzyskane przez</w:t>
       </w:r>
       <w:r>
         <w:t xml:space="preserve"> sieć neuronową z jedną warstwą ukrytą</w:t>

--- a/zad2/zad2_sprawozdanie.docx
+++ b/zad2/zad2_sprawozdanie.docx
@@ -267,7 +267,13 @@
         <w:t xml:space="preserve">członem </w:t>
       </w:r>
       <w:r>
-        <w:t>momentem.</w:t>
+        <w:t>moment</w:t>
+      </w:r>
+      <w:r>
+        <w:t>u</w:t>
+      </w:r>
+      <w:r>
+        <w:t>m.</w:t>
       </w:r>
       <w:r>
         <w:t xml:space="preserve"> W każdym z wariantów sieci neuronowych prędkość uczenia wynosiła </w:t>
